--- a/0-Tuto Inkscape.docx
+++ b/0-Tuto Inkscape.docx
@@ -1,6 +1,6 @@
 
 <file path=word/document.xml><?xml version="1.0" encoding="utf-8"?>
-<w:document xmlns:wpc="http://schemas.microsoft.com/office/word/2010/wordprocessingCanvas" xmlns:cx="http://schemas.microsoft.com/office/drawing/2014/chartex" xmlns:cx1="http://schemas.microsoft.com/office/drawing/2015/9/8/chartex" xmlns:cx2="http://schemas.microsoft.com/office/drawing/2015/10/21/chartex" xmlns:cx3="http://schemas.microsoft.com/office/drawing/2016/5/9/chartex" xmlns:cx4="http://schemas.microsoft.com/office/drawing/2016/5/10/chartex" xmlns:cx5="http://schemas.microsoft.com/office/drawing/2016/5/11/chartex" xmlns:cx6="http://schemas.microsoft.com/office/drawing/2016/5/12/chartex" xmlns:cx7="http://schemas.microsoft.com/office/drawing/2016/5/13/chartex" xmlns:cx8="http://schemas.microsoft.com/office/drawing/2016/5/14/chartex" xmlns:mc="http://schemas.openxmlformats.org/markup-compatibility/2006" xmlns:aink="http://schemas.microsoft.com/office/drawing/2016/ink" xmlns:am3d="http://schemas.microsoft.com/office/drawing/2017/model3d" xmlns:o="urn:schemas-microsoft-com:office:office" xmlns:oel="http://schemas.microsoft.com/office/2019/extlst" xmlns:r="http://schemas.openxmlformats.org/officeDocument/2006/relationships" xmlns:m="http://schemas.openxmlformats.org/officeDocument/2006/math" xmlns:v="urn:schemas-microsoft-com:vml" xmlns:wp14="http://schemas.microsoft.com/office/word/2010/wordprocessingDrawing" xmlns:wp="http://schemas.openxmlformats.org/drawingml/2006/wordprocessingDrawing" xmlns:w10="urn:schemas-microsoft-com:office:word" xmlns:w="http://schemas.openxmlformats.org/wordprocessingml/2006/main" xmlns:w14="http://schemas.microsoft.com/office/word/2010/wordml" xmlns:w15="http://schemas.microsoft.com/office/word/2012/wordml" xmlns:w16cex="http://schemas.microsoft.com/office/word/2018/wordml/cex" xmlns:w16cid="http://schemas.microsoft.com/office/word/2016/wordml/cid" xmlns:w16="http://schemas.microsoft.com/office/word/2018/wordml" xmlns:w16du="http://schemas.microsoft.com/office/word/2023/wordml/word16du" xmlns:w16sdtdh="http://schemas.microsoft.com/office/word/2020/wordml/sdtdatahash" xmlns:w16se="http://schemas.microsoft.com/office/word/2015/wordml/symex" xmlns:wpg="http://schemas.microsoft.com/office/word/2010/wordprocessingGroup" xmlns:wpi="http://schemas.microsoft.com/office/word/2010/wordprocessingInk" xmlns:wne="http://schemas.microsoft.com/office/word/2006/wordml" xmlns:wps="http://schemas.microsoft.com/office/word/2010/wordprocessingShape" mc:Ignorable="w14 w15 w16se w16cid w16 w16cex w16sdtdh w16du wp14">
+<w:document xmlns:wpc="http://schemas.microsoft.com/office/word/2010/wordprocessingCanvas" xmlns:cx="http://schemas.microsoft.com/office/drawing/2014/chartex" xmlns:cx1="http://schemas.microsoft.com/office/drawing/2015/9/8/chartex" xmlns:cx2="http://schemas.microsoft.com/office/drawing/2015/10/21/chartex" xmlns:cx3="http://schemas.microsoft.com/office/drawing/2016/5/9/chartex" xmlns:cx4="http://schemas.microsoft.com/office/drawing/2016/5/10/chartex" xmlns:cx5="http://schemas.microsoft.com/office/drawing/2016/5/11/chartex" xmlns:cx6="http://schemas.microsoft.com/office/drawing/2016/5/12/chartex" xmlns:cx7="http://schemas.microsoft.com/office/drawing/2016/5/13/chartex" xmlns:cx8="http://schemas.microsoft.com/office/drawing/2016/5/14/chartex" xmlns:mc="http://schemas.openxmlformats.org/markup-compatibility/2006" xmlns:aink="http://schemas.microsoft.com/office/drawing/2016/ink" xmlns:am3d="http://schemas.microsoft.com/office/drawing/2017/model3d" xmlns:o="urn:schemas-microsoft-com:office:office" xmlns:oel="http://schemas.microsoft.com/office/2019/extlst" xmlns:r="http://schemas.openxmlformats.org/officeDocument/2006/relationships" xmlns:m="http://schemas.openxmlformats.org/officeDocument/2006/math" xmlns:v="urn:schemas-microsoft-com:vml" xmlns:wp14="http://schemas.microsoft.com/office/word/2010/wordprocessingDrawing" xmlns:wp="http://schemas.openxmlformats.org/drawingml/2006/wordprocessingDrawing" xmlns:w10="urn:schemas-microsoft-com:office:word" xmlns:w="http://schemas.openxmlformats.org/wordprocessingml/2006/main" xmlns:w14="http://schemas.microsoft.com/office/word/2010/wordml" xmlns:w15="http://schemas.microsoft.com/office/word/2012/wordml" xmlns:w16cex="http://schemas.microsoft.com/office/word/2018/wordml/cex" xmlns:w16cid="http://schemas.microsoft.com/office/word/2016/wordml/cid" xmlns:w16="http://schemas.microsoft.com/office/word/2018/wordml" xmlns:w16du="http://schemas.microsoft.com/office/word/2023/wordml/word16du" xmlns:w16sdtdh="http://schemas.microsoft.com/office/word/2020/wordml/sdtdatahash" xmlns:w16sdtfl="http://schemas.microsoft.com/office/word/2024/wordml/sdtformatlock" xmlns:w16se="http://schemas.microsoft.com/office/word/2015/wordml/symex" xmlns:wpg="http://schemas.microsoft.com/office/word/2010/wordprocessingGroup" xmlns:wpi="http://schemas.microsoft.com/office/word/2010/wordprocessingInk" xmlns:wne="http://schemas.microsoft.com/office/word/2006/wordml" xmlns:wps="http://schemas.microsoft.com/office/word/2010/wordprocessingShape" mc:Ignorable="w14 w15 w16se w16cid w16 w16cex w16sdtdh w16sdtfl w16du wp14">
   <w:body>
     <w:p>
       <w:pPr>
@@ -188,7 +188,6 @@
           <w:docPartUnique/>
         </w:docPartObj>
       </w:sdtPr>
-      <w:sdtEndPr/>
       <w:sdtContent>
         <w:p>
           <w:pPr>
@@ -1361,16 +1360,16 @@
           <w:noProof/>
         </w:rPr>
         <w:drawing>
-          <wp:anchor distT="0" distB="0" distL="114300" distR="114300" simplePos="0" relativeHeight="251662336" behindDoc="0" locked="0" layoutInCell="1" allowOverlap="1" wp14:anchorId="3D380C16" wp14:editId="6B755331">
+          <wp:anchor distT="0" distB="0" distL="114300" distR="114300" simplePos="0" relativeHeight="251662336" behindDoc="0" locked="0" layoutInCell="1" allowOverlap="1" wp14:anchorId="3D380C16" wp14:editId="4767560A">
             <wp:simplePos x="0" y="0"/>
             <wp:positionH relativeFrom="column">
-              <wp:posOffset>4228730</wp:posOffset>
+              <wp:posOffset>4457700</wp:posOffset>
             </wp:positionH>
             <wp:positionV relativeFrom="paragraph">
               <wp:posOffset>62230</wp:posOffset>
             </wp:positionV>
-            <wp:extent cx="2373004" cy="2150037"/>
-            <wp:effectExtent l="0" t="0" r="8255" b="3175"/>
+            <wp:extent cx="2143760" cy="1941830"/>
+            <wp:effectExtent l="0" t="0" r="8890" b="1270"/>
             <wp:wrapSquare wrapText="bothSides"/>
             <wp:docPr id="1" name="Image 1"/>
             <wp:cNvGraphicFramePr>
@@ -1398,7 +1397,7 @@
                   <pic:spPr>
                     <a:xfrm>
                       <a:off x="0" y="0"/>
-                      <a:ext cx="2373004" cy="2150037"/>
+                      <a:ext cx="2143760" cy="1941830"/>
                     </a:xfrm>
                     <a:prstGeom prst="rect">
                       <a:avLst/>
@@ -1407,6 +1406,12 @@
                 </pic:pic>
               </a:graphicData>
             </a:graphic>
+            <wp14:sizeRelH relativeFrom="margin">
+              <wp14:pctWidth>0</wp14:pctWidth>
+            </wp14:sizeRelH>
+            <wp14:sizeRelV relativeFrom="margin">
+              <wp14:pctHeight>0</wp14:pctHeight>
+            </wp14:sizeRelV>
           </wp:anchor>
         </w:drawing>
       </w:r>
@@ -1429,169 +1434,34 @@
         </w:numPr>
       </w:pPr>
       <w:r>
-        <w:t xml:space="preserve">Copiez le contenu du dossier </w:t>
-      </w:r>
-      <w:r>
-        <w:t>InkScape</w:t>
-      </w:r>
-      <w:r>
-        <w:t xml:space="preserve"> fourni, dans le dossier utilisateur d’</w:t>
-      </w:r>
-      <w:r>
-        <w:t>InkScape</w:t>
-      </w:r>
-      <w:r>
-        <w:t xml:space="preserve"> «</w:t>
-      </w:r>
-      <w:r>
-        <w:rPr>
-          <w:rFonts w:ascii="Arial" w:hAnsi="Arial" w:cs="Arial"/>
-        </w:rPr>
-        <w:t> </w:t>
+        <w:t xml:space="preserve">Lancez le programme </w:t>
       </w:r>
       <w:r>
         <w:rPr>
           <w:b/>
           <w:bCs/>
         </w:rPr>
-        <w:t>C:\Users\Nom utilisateur\</w:t>
-      </w:r>
-      <w:proofErr w:type="spellStart"/>
+        <w:t>ConfigurationInkScapePourTrotec.exe</w:t>
+      </w:r>
       <w:r>
         <w:rPr>
           <w:b/>
           <w:bCs/>
         </w:rPr>
-        <w:t>AppData</w:t>
-      </w:r>
-      <w:proofErr w:type="spellEnd"/>
+        <w:t xml:space="preserve"> </w:t>
+      </w:r>
+      <w:r>
+        <w:t xml:space="preserve">qui se trouve dans le dossier </w:t>
+      </w:r>
       <w:r>
         <w:rPr>
           <w:b/>
           <w:bCs/>
         </w:rPr>
-        <w:t>\</w:t>
-      </w:r>
-      <w:proofErr w:type="spellStart"/>
-      <w:r>
-        <w:rPr>
-          <w:b/>
-          <w:bCs/>
-        </w:rPr>
-        <w:t>Roaming</w:t>
-      </w:r>
-      <w:proofErr w:type="spellEnd"/>
-      <w:r>
-        <w:rPr>
-          <w:b/>
-          <w:bCs/>
-        </w:rPr>
-        <w:t>\</w:t>
-      </w:r>
-      <w:proofErr w:type="spellStart"/>
-      <w:r>
-        <w:rPr>
-          <w:b/>
-          <w:bCs/>
-        </w:rPr>
-        <w:t>Inkscape</w:t>
-      </w:r>
-      <w:proofErr w:type="spellEnd"/>
-      <w:r>
-        <w:rPr>
-          <w:rFonts w:ascii="Arial" w:hAnsi="Arial" w:cs="Arial"/>
-        </w:rPr>
-        <w:t> </w:t>
-      </w:r>
-      <w:r>
-        <w:t xml:space="preserve">» autorisez le replacement des fichiers. IMPORTANT : </w:t>
-      </w:r>
-      <w:r>
-        <w:t>InkScape</w:t>
-      </w:r>
-      <w:r>
-        <w:t xml:space="preserve"> doit avoir été lancé au moins une fois (on peut atteindre le dossier «</w:t>
-      </w:r>
-      <w:r>
-        <w:rPr>
-          <w:rFonts w:ascii="Arial" w:hAnsi="Arial" w:cs="Arial"/>
-        </w:rPr>
-        <w:t> </w:t>
-      </w:r>
-      <w:r>
-        <w:t>C:\Users\Nom utilisateur\</w:t>
-      </w:r>
-      <w:proofErr w:type="spellStart"/>
-      <w:r>
-        <w:t>AppData</w:t>
-      </w:r>
-      <w:proofErr w:type="spellEnd"/>
-      <w:r>
-        <w:t>\</w:t>
-      </w:r>
-      <w:proofErr w:type="spellStart"/>
-      <w:r>
-        <w:t>Roaming</w:t>
-      </w:r>
-      <w:proofErr w:type="spellEnd"/>
-      <w:r>
-        <w:rPr>
-          <w:rFonts w:ascii="Arial" w:hAnsi="Arial" w:cs="Arial"/>
-        </w:rPr>
-        <w:t> </w:t>
-      </w:r>
-      <w:r>
-        <w:rPr>
-          <w:rFonts w:ascii="Aptos" w:hAnsi="Aptos" w:cs="Aptos"/>
-        </w:rPr>
-        <w:t>»</w:t>
-      </w:r>
-      <w:r>
-        <w:t xml:space="preserve"> en tapant </w:t>
-      </w:r>
-      <w:r>
-        <w:rPr>
-          <w:rFonts w:ascii="Aptos" w:hAnsi="Aptos" w:cs="Aptos"/>
-        </w:rPr>
-        <w:t>«</w:t>
-      </w:r>
-      <w:r>
-        <w:rPr>
-          <w:rFonts w:ascii="Arial" w:hAnsi="Arial" w:cs="Arial"/>
-        </w:rPr>
-        <w:t> </w:t>
-      </w:r>
-      <w:r>
-        <w:rPr>
-          <w:b/>
-          <w:bCs/>
-        </w:rPr>
-        <w:t>%</w:t>
-      </w:r>
-      <w:proofErr w:type="spellStart"/>
-      <w:r>
-        <w:rPr>
-          <w:b/>
-          <w:bCs/>
-        </w:rPr>
-        <w:t>appdata</w:t>
-      </w:r>
-      <w:proofErr w:type="spellEnd"/>
-      <w:r>
-        <w:rPr>
-          <w:b/>
-          <w:bCs/>
-        </w:rPr>
-        <w:t>%</w:t>
-      </w:r>
-      <w:r>
-        <w:rPr>
-          <w:rFonts w:ascii="Arial" w:hAnsi="Arial" w:cs="Arial"/>
-        </w:rPr>
-        <w:t> </w:t>
-      </w:r>
-      <w:r>
-        <w:t>» dans la barre de l’explorateur).</w:t>
+        <w:t>ressource</w:t>
+      </w:r>
+      <w:r>
+        <w:t xml:space="preserve"> de la classe.</w:t>
       </w:r>
     </w:p>
     <w:p>
@@ -1617,6 +1487,18 @@
       <w:r>
         <w:t xml:space="preserve"> est bien décochée (dans édition &gt; préférences &gt; Comportement &gt; Transformations) :</w:t>
       </w:r>
+    </w:p>
+    <w:p>
+      <w:pPr>
+        <w:pStyle w:val="Paragraphenormal"/>
+        <w:ind w:left="0"/>
+      </w:pPr>
+    </w:p>
+    <w:p>
+      <w:pPr>
+        <w:pStyle w:val="Paragraphenormal"/>
+        <w:ind w:left="0"/>
+      </w:pPr>
     </w:p>
     <w:p>
       <w:pPr>
@@ -1768,10 +1650,16 @@
         </w:numPr>
       </w:pPr>
       <w:r>
-        <w:t>rouge (2)</w:t>
-      </w:r>
-      <w:r>
-        <w:t xml:space="preserve"> pour les détourages ;</w:t>
+        <w:t xml:space="preserve">rouge (2) </w:t>
+      </w:r>
+      <w:r>
+        <w:t xml:space="preserve">ou </w:t>
+      </w:r>
+      <w:r>
+        <w:t>bleu (3)</w:t>
+      </w:r>
+      <w:r>
+        <w:t xml:space="preserve"> pour les découpes internes ;</w:t>
       </w:r>
     </w:p>
     <w:p>
@@ -1783,7 +1671,7 @@
         </w:numPr>
       </w:pPr>
       <w:r>
-        <w:t>bleu (3) pour les marquages non profonds et défocalisés</w:t>
+        <w:t>Bleu gris (4) pour les marquages non profonds et défocalisés</w:t>
       </w:r>
       <w:r>
         <w:rPr>
@@ -1804,29 +1692,14 @@
         </w:numPr>
       </w:pPr>
       <w:r>
-        <w:t>Bleu (4 + 5) pour les gravures non traversantes.</w:t>
-      </w:r>
-    </w:p>
-    <w:p>
-      <w:pPr>
-        <w:pStyle w:val="Paragraphenormal"/>
-        <w:numPr>
-          <w:ilvl w:val="1"/>
-          <w:numId w:val="15"/>
-        </w:numPr>
-      </w:pPr>
-      <w:r>
-        <w:t>vert (6 à 9) ;</w:t>
-      </w:r>
-    </w:p>
-    <w:p>
-      <w:pPr>
-        <w:pStyle w:val="Paragraphenormal"/>
-        <w:numPr>
-          <w:ilvl w:val="1"/>
-          <w:numId w:val="15"/>
-        </w:numPr>
-      </w:pPr>
+        <w:t xml:space="preserve"> </w:t>
+      </w:r>
+      <w:r>
+        <w:t>vert (6 à 9)</w:t>
+      </w:r>
+      <w:r>
+        <w:t xml:space="preserve">,  </w:t>
+      </w:r>
       <w:r>
         <w:t>Marron et violet (10 à 13), pour les découpes externes</w:t>
       </w:r>
@@ -2002,7 +1875,6 @@
       </w:pPr>
       <w:bookmarkStart w:id="2" w:name="_Toc178861761"/>
       <w:r>
-        <w:lastRenderedPageBreak/>
         <w:t xml:space="preserve">Tuto Inkscape </w:t>
       </w:r>
       <w:r>
@@ -2320,21 +2192,7 @@
         <w:rPr>
           <w:highlight w:val="yellow"/>
         </w:rPr>
-        <w:t xml:space="preserve"> </w:t>
-      </w:r>
-      <w:proofErr w:type="gramStart"/>
-      <w:r>
-        <w:rPr>
-          <w:highlight w:val="yellow"/>
-        </w:rPr>
-        <w:t>c’est</w:t>
-      </w:r>
-      <w:proofErr w:type="gramEnd"/>
-      <w:r>
-        <w:rPr>
-          <w:highlight w:val="yellow"/>
-        </w:rPr>
-        <w:t xml:space="preserve"> long. Attendre que ce fichier </w:t>
+        <w:t xml:space="preserve"> c’est long. Attendre que ce fichier </w:t>
       </w:r>
       <w:r>
         <w:rPr>
@@ -2650,7 +2508,6 @@
           <w:noProof/>
           <w:lang w:bidi="ar-SA"/>
         </w:rPr>
-        <w:lastRenderedPageBreak/>
         <w:drawing>
           <wp:inline distT="0" distB="0" distL="0" distR="0" wp14:anchorId="16C47FEB" wp14:editId="6754EADF">
             <wp:extent cx="5760720" cy="3218706"/>
@@ -3031,7 +2888,6 @@
       <w:bookmarkStart w:id="21" w:name="_Toc175737343"/>
       <w:bookmarkStart w:id="22" w:name="_Toc178861767"/>
       <w:r>
-        <w:lastRenderedPageBreak/>
         <w:t>Arrondir les angles.</w:t>
       </w:r>
       <w:bookmarkEnd w:id="20"/>
@@ -3245,13 +3101,8 @@
         <w:pStyle w:val="Paragraphenormal"/>
         <w:ind w:left="0"/>
       </w:pPr>
-      <w:proofErr w:type="gramStart"/>
-      <w:r>
-        <w:t>Ou</w:t>
-      </w:r>
-      <w:proofErr w:type="gramEnd"/>
-      <w:r>
-        <w:t xml:space="preserve"> </w:t>
+      <w:r>
+        <w:t xml:space="preserve">Ou </w:t>
       </w:r>
     </w:p>
     <w:p>
@@ -3694,7 +3545,6 @@
       </w:pPr>
       <w:bookmarkStart w:id="31" w:name="_Toc178861772"/>
       <w:r>
-        <w:lastRenderedPageBreak/>
         <w:t>Dessiner un engrenage.</w:t>
       </w:r>
       <w:bookmarkEnd w:id="30"/>
@@ -3781,7 +3631,7 @@
                 <w:noProof/>
               </w:rPr>
               <w:drawing>
-                <wp:inline distT="0" distB="0" distL="0" distR="0" wp14:anchorId="31DC14BB" wp14:editId="51880D5C">
+                <wp:inline distT="0" distB="0" distL="0" distR="0" wp14:anchorId="31DC14BB" wp14:editId="5B1A0697">
                   <wp:extent cx="2700000" cy="1977861"/>
                   <wp:effectExtent l="0" t="0" r="5715" b="3810"/>
                   <wp:docPr id="1971915082" name="Image 2"/>
@@ -3940,7 +3790,7 @@
                 <w:noProof/>
               </w:rPr>
               <w:drawing>
-                <wp:inline distT="0" distB="0" distL="0" distR="0" wp14:anchorId="12FB7F27" wp14:editId="404FD415">
+                <wp:inline distT="0" distB="0" distL="0" distR="0" wp14:anchorId="12FB7F27" wp14:editId="53400C05">
                   <wp:extent cx="2700000" cy="1522768"/>
                   <wp:effectExtent l="0" t="0" r="5715" b="1270"/>
                   <wp:docPr id="2101473128" name="Image 3"/>
@@ -4052,7 +3902,7 @@
                 <w:noProof/>
               </w:rPr>
               <w:drawing>
-                <wp:inline distT="0" distB="0" distL="0" distR="0" wp14:anchorId="08A38BC3" wp14:editId="7CF0E360">
+                <wp:inline distT="0" distB="0" distL="0" distR="0" wp14:anchorId="08A38BC3" wp14:editId="03A104C1">
                   <wp:extent cx="2700000" cy="2040976"/>
                   <wp:effectExtent l="0" t="0" r="5715" b="0"/>
                   <wp:docPr id="1683858690" name="Image 5"/>
@@ -4112,7 +3962,7 @@
                 <w:noProof/>
               </w:rPr>
               <w:drawing>
-                <wp:inline distT="0" distB="0" distL="0" distR="0" wp14:anchorId="6C6E7F17" wp14:editId="27838E25">
+                <wp:inline distT="0" distB="0" distL="0" distR="0" wp14:anchorId="6C6E7F17" wp14:editId="59F0BD75">
                   <wp:extent cx="2700000" cy="1865237"/>
                   <wp:effectExtent l="0" t="0" r="5715" b="1905"/>
                   <wp:docPr id="788249943" name="Image 6"/>
@@ -4202,7 +4052,6 @@
       </w:pPr>
       <w:bookmarkStart w:id="32" w:name="_Toc178861773"/>
       <w:r>
-        <w:lastRenderedPageBreak/>
         <w:t>Faire une boite.</w:t>
       </w:r>
       <w:bookmarkEnd w:id="32"/>
@@ -4322,7 +4171,7 @@
 </file>
 
 <file path=word/endnotes.xml><?xml version="1.0" encoding="utf-8"?>
-<w:endnotes xmlns:wpc="http://schemas.microsoft.com/office/word/2010/wordprocessingCanvas" xmlns:cx="http://schemas.microsoft.com/office/drawing/2014/chartex" xmlns:cx1="http://schemas.microsoft.com/office/drawing/2015/9/8/chartex" xmlns:cx2="http://schemas.microsoft.com/office/drawing/2015/10/21/chartex" xmlns:cx3="http://schemas.microsoft.com/office/drawing/2016/5/9/chartex" xmlns:cx4="http://schemas.microsoft.com/office/drawing/2016/5/10/chartex" xmlns:cx5="http://schemas.microsoft.com/office/drawing/2016/5/11/chartex" xmlns:cx6="http://schemas.microsoft.com/office/drawing/2016/5/12/chartex" xmlns:cx7="http://schemas.microsoft.com/office/drawing/2016/5/13/chartex" xmlns:cx8="http://schemas.microsoft.com/office/drawing/2016/5/14/chartex" xmlns:mc="http://schemas.openxmlformats.org/markup-compatibility/2006" xmlns:aink="http://schemas.microsoft.com/office/drawing/2016/ink" xmlns:am3d="http://schemas.microsoft.com/office/drawing/2017/model3d" xmlns:o="urn:schemas-microsoft-com:office:office" xmlns:oel="http://schemas.microsoft.com/office/2019/extlst" xmlns:r="http://schemas.openxmlformats.org/officeDocument/2006/relationships" xmlns:m="http://schemas.openxmlformats.org/officeDocument/2006/math" xmlns:v="urn:schemas-microsoft-com:vml" xmlns:wp14="http://schemas.microsoft.com/office/word/2010/wordprocessingDrawing" xmlns:wp="http://schemas.openxmlformats.org/drawingml/2006/wordprocessingDrawing" xmlns:w10="urn:schemas-microsoft-com:office:word" xmlns:w="http://schemas.openxmlformats.org/wordprocessingml/2006/main" xmlns:w14="http://schemas.microsoft.com/office/word/2010/wordml" xmlns:w15="http://schemas.microsoft.com/office/word/2012/wordml" xmlns:w16cex="http://schemas.microsoft.com/office/word/2018/wordml/cex" xmlns:w16cid="http://schemas.microsoft.com/office/word/2016/wordml/cid" xmlns:w16="http://schemas.microsoft.com/office/word/2018/wordml" xmlns:w16du="http://schemas.microsoft.com/office/word/2023/wordml/word16du" xmlns:w16sdtdh="http://schemas.microsoft.com/office/word/2020/wordml/sdtdatahash" xmlns:w16se="http://schemas.microsoft.com/office/word/2015/wordml/symex" xmlns:wpg="http://schemas.microsoft.com/office/word/2010/wordprocessingGroup" xmlns:wpi="http://schemas.microsoft.com/office/word/2010/wordprocessingInk" xmlns:wne="http://schemas.microsoft.com/office/word/2006/wordml" xmlns:wps="http://schemas.microsoft.com/office/word/2010/wordprocessingShape" mc:Ignorable="w14 w15 w16se w16cid w16 w16cex w16sdtdh w16du wp14">
+<w:endnotes xmlns:wpc="http://schemas.microsoft.com/office/word/2010/wordprocessingCanvas" xmlns:cx="http://schemas.microsoft.com/office/drawing/2014/chartex" xmlns:cx1="http://schemas.microsoft.com/office/drawing/2015/9/8/chartex" xmlns:cx2="http://schemas.microsoft.com/office/drawing/2015/10/21/chartex" xmlns:cx3="http://schemas.microsoft.com/office/drawing/2016/5/9/chartex" xmlns:cx4="http://schemas.microsoft.com/office/drawing/2016/5/10/chartex" xmlns:cx5="http://schemas.microsoft.com/office/drawing/2016/5/11/chartex" xmlns:cx6="http://schemas.microsoft.com/office/drawing/2016/5/12/chartex" xmlns:cx7="http://schemas.microsoft.com/office/drawing/2016/5/13/chartex" xmlns:cx8="http://schemas.microsoft.com/office/drawing/2016/5/14/chartex" xmlns:mc="http://schemas.openxmlformats.org/markup-compatibility/2006" xmlns:aink="http://schemas.microsoft.com/office/drawing/2016/ink" xmlns:am3d="http://schemas.microsoft.com/office/drawing/2017/model3d" xmlns:o="urn:schemas-microsoft-com:office:office" xmlns:oel="http://schemas.microsoft.com/office/2019/extlst" xmlns:r="http://schemas.openxmlformats.org/officeDocument/2006/relationships" xmlns:m="http://schemas.openxmlformats.org/officeDocument/2006/math" xmlns:v="urn:schemas-microsoft-com:vml" xmlns:wp14="http://schemas.microsoft.com/office/word/2010/wordprocessingDrawing" xmlns:wp="http://schemas.openxmlformats.org/drawingml/2006/wordprocessingDrawing" xmlns:w10="urn:schemas-microsoft-com:office:word" xmlns:w="http://schemas.openxmlformats.org/wordprocessingml/2006/main" xmlns:w14="http://schemas.microsoft.com/office/word/2010/wordml" xmlns:w15="http://schemas.microsoft.com/office/word/2012/wordml" xmlns:w16cex="http://schemas.microsoft.com/office/word/2018/wordml/cex" xmlns:w16cid="http://schemas.microsoft.com/office/word/2016/wordml/cid" xmlns:w16="http://schemas.microsoft.com/office/word/2018/wordml" xmlns:w16du="http://schemas.microsoft.com/office/word/2023/wordml/word16du" xmlns:w16sdtdh="http://schemas.microsoft.com/office/word/2020/wordml/sdtdatahash" xmlns:w16sdtfl="http://schemas.microsoft.com/office/word/2024/wordml/sdtformatlock" xmlns:w16se="http://schemas.microsoft.com/office/word/2015/wordml/symex" xmlns:wpg="http://schemas.microsoft.com/office/word/2010/wordprocessingGroup" xmlns:wpi="http://schemas.microsoft.com/office/word/2010/wordprocessingInk" xmlns:wne="http://schemas.microsoft.com/office/word/2006/wordml" xmlns:wps="http://schemas.microsoft.com/office/word/2010/wordprocessingShape" mc:Ignorable="w14 w15 w16se w16cid w16 w16cex w16sdtdh w16sdtfl w16du wp14">
   <w:endnote w:type="separator" w:id="-1">
     <w:p>
       <w:r>
@@ -4341,7 +4190,7 @@
 </file>
 
 <file path=word/footer1.xml><?xml version="1.0" encoding="utf-8"?>
-<w:ftr xmlns:wpc="http://schemas.microsoft.com/office/word/2010/wordprocessingCanvas" xmlns:cx="http://schemas.microsoft.com/office/drawing/2014/chartex" xmlns:cx1="http://schemas.microsoft.com/office/drawing/2015/9/8/chartex" xmlns:cx2="http://schemas.microsoft.com/office/drawing/2015/10/21/chartex" xmlns:cx3="http://schemas.microsoft.com/office/drawing/2016/5/9/chartex" xmlns:cx4="http://schemas.microsoft.com/office/drawing/2016/5/10/chartex" xmlns:cx5="http://schemas.microsoft.com/office/drawing/2016/5/11/chartex" xmlns:cx6="http://schemas.microsoft.com/office/drawing/2016/5/12/chartex" xmlns:cx7="http://schemas.microsoft.com/office/drawing/2016/5/13/chartex" xmlns:cx8="http://schemas.microsoft.com/office/drawing/2016/5/14/chartex" xmlns:mc="http://schemas.openxmlformats.org/markup-compatibility/2006" xmlns:aink="http://schemas.microsoft.com/office/drawing/2016/ink" xmlns:am3d="http://schemas.microsoft.com/office/drawing/2017/model3d" xmlns:o="urn:schemas-microsoft-com:office:office" xmlns:oel="http://schemas.microsoft.com/office/2019/extlst" xmlns:r="http://schemas.openxmlformats.org/officeDocument/2006/relationships" xmlns:m="http://schemas.openxmlformats.org/officeDocument/2006/math" xmlns:v="urn:schemas-microsoft-com:vml" xmlns:wp14="http://schemas.microsoft.com/office/word/2010/wordprocessingDrawing" xmlns:wp="http://schemas.openxmlformats.org/drawingml/2006/wordprocessingDrawing" xmlns:w10="urn:schemas-microsoft-com:office:word" xmlns:w="http://schemas.openxmlformats.org/wordprocessingml/2006/main" xmlns:w14="http://schemas.microsoft.com/office/word/2010/wordml" xmlns:w15="http://schemas.microsoft.com/office/word/2012/wordml" xmlns:w16cex="http://schemas.microsoft.com/office/word/2018/wordml/cex" xmlns:w16cid="http://schemas.microsoft.com/office/word/2016/wordml/cid" xmlns:w16="http://schemas.microsoft.com/office/word/2018/wordml" xmlns:w16du="http://schemas.microsoft.com/office/word/2023/wordml/word16du" xmlns:w16sdtdh="http://schemas.microsoft.com/office/word/2020/wordml/sdtdatahash" xmlns:w16se="http://schemas.microsoft.com/office/word/2015/wordml/symex" xmlns:wpg="http://schemas.microsoft.com/office/word/2010/wordprocessingGroup" xmlns:wpi="http://schemas.microsoft.com/office/word/2010/wordprocessingInk" xmlns:wne="http://schemas.microsoft.com/office/word/2006/wordml" xmlns:wps="http://schemas.microsoft.com/office/word/2010/wordprocessingShape" mc:Ignorable="w14 w15 w16se w16cid w16 w16cex w16sdtdh w16du wp14">
+<w:ftr xmlns:wpc="http://schemas.microsoft.com/office/word/2010/wordprocessingCanvas" xmlns:cx="http://schemas.microsoft.com/office/drawing/2014/chartex" xmlns:cx1="http://schemas.microsoft.com/office/drawing/2015/9/8/chartex" xmlns:cx2="http://schemas.microsoft.com/office/drawing/2015/10/21/chartex" xmlns:cx3="http://schemas.microsoft.com/office/drawing/2016/5/9/chartex" xmlns:cx4="http://schemas.microsoft.com/office/drawing/2016/5/10/chartex" xmlns:cx5="http://schemas.microsoft.com/office/drawing/2016/5/11/chartex" xmlns:cx6="http://schemas.microsoft.com/office/drawing/2016/5/12/chartex" xmlns:cx7="http://schemas.microsoft.com/office/drawing/2016/5/13/chartex" xmlns:cx8="http://schemas.microsoft.com/office/drawing/2016/5/14/chartex" xmlns:mc="http://schemas.openxmlformats.org/markup-compatibility/2006" xmlns:aink="http://schemas.microsoft.com/office/drawing/2016/ink" xmlns:am3d="http://schemas.microsoft.com/office/drawing/2017/model3d" xmlns:o="urn:schemas-microsoft-com:office:office" xmlns:oel="http://schemas.microsoft.com/office/2019/extlst" xmlns:r="http://schemas.openxmlformats.org/officeDocument/2006/relationships" xmlns:m="http://schemas.openxmlformats.org/officeDocument/2006/math" xmlns:v="urn:schemas-microsoft-com:vml" xmlns:wp14="http://schemas.microsoft.com/office/word/2010/wordprocessingDrawing" xmlns:wp="http://schemas.openxmlformats.org/drawingml/2006/wordprocessingDrawing" xmlns:w10="urn:schemas-microsoft-com:office:word" xmlns:w="http://schemas.openxmlformats.org/wordprocessingml/2006/main" xmlns:w14="http://schemas.microsoft.com/office/word/2010/wordml" xmlns:w15="http://schemas.microsoft.com/office/word/2012/wordml" xmlns:w16cex="http://schemas.microsoft.com/office/word/2018/wordml/cex" xmlns:w16cid="http://schemas.microsoft.com/office/word/2016/wordml/cid" xmlns:w16="http://schemas.microsoft.com/office/word/2018/wordml" xmlns:w16du="http://schemas.microsoft.com/office/word/2023/wordml/word16du" xmlns:w16sdtdh="http://schemas.microsoft.com/office/word/2020/wordml/sdtdatahash" xmlns:w16sdtfl="http://schemas.microsoft.com/office/word/2024/wordml/sdtformatlock" xmlns:w16se="http://schemas.microsoft.com/office/word/2015/wordml/symex" xmlns:wpg="http://schemas.microsoft.com/office/word/2010/wordprocessingGroup" xmlns:wpi="http://schemas.microsoft.com/office/word/2010/wordprocessingInk" xmlns:wne="http://schemas.microsoft.com/office/word/2006/wordml" xmlns:wps="http://schemas.microsoft.com/office/word/2010/wordprocessingShape" mc:Ignorable="w14 w15 w16se w16cid w16 w16cex w16sdtdh w16sdtfl w16du wp14">
   <w:p>
     <w:pPr>
       <w:pStyle w:val="Pieddepage"/>
@@ -4514,7 +4363,7 @@
                               <w:noProof/>
                               <w:sz w:val="12"/>
                             </w:rPr>
-                            <w:t>10/12/24</w:t>
+                            <w:t>29/04/26</w:t>
                           </w:r>
                           <w:r>
                             <w:rPr>
@@ -4687,7 +4536,7 @@
                         <w:noProof/>
                         <w:sz w:val="12"/>
                       </w:rPr>
-                      <w:t>10/12/24</w:t>
+                      <w:t>29/04/26</w:t>
                     </w:r>
                     <w:r>
                       <w:rPr>
@@ -4844,7 +4693,7 @@
 </file>
 
 <file path=word/footnotes.xml><?xml version="1.0" encoding="utf-8"?>
-<w:footnotes xmlns:wpc="http://schemas.microsoft.com/office/word/2010/wordprocessingCanvas" xmlns:cx="http://schemas.microsoft.com/office/drawing/2014/chartex" xmlns:cx1="http://schemas.microsoft.com/office/drawing/2015/9/8/chartex" xmlns:cx2="http://schemas.microsoft.com/office/drawing/2015/10/21/chartex" xmlns:cx3="http://schemas.microsoft.com/office/drawing/2016/5/9/chartex" xmlns:cx4="http://schemas.microsoft.com/office/drawing/2016/5/10/chartex" xmlns:cx5="http://schemas.microsoft.com/office/drawing/2016/5/11/chartex" xmlns:cx6="http://schemas.microsoft.com/office/drawing/2016/5/12/chartex" xmlns:cx7="http://schemas.microsoft.com/office/drawing/2016/5/13/chartex" xmlns:cx8="http://schemas.microsoft.com/office/drawing/2016/5/14/chartex" xmlns:mc="http://schemas.openxmlformats.org/markup-compatibility/2006" xmlns:aink="http://schemas.microsoft.com/office/drawing/2016/ink" xmlns:am3d="http://schemas.microsoft.com/office/drawing/2017/model3d" xmlns:o="urn:schemas-microsoft-com:office:office" xmlns:oel="http://schemas.microsoft.com/office/2019/extlst" xmlns:r="http://schemas.openxmlformats.org/officeDocument/2006/relationships" xmlns:m="http://schemas.openxmlformats.org/officeDocument/2006/math" xmlns:v="urn:schemas-microsoft-com:vml" xmlns:wp14="http://schemas.microsoft.com/office/word/2010/wordprocessingDrawing" xmlns:wp="http://schemas.openxmlformats.org/drawingml/2006/wordprocessingDrawing" xmlns:w10="urn:schemas-microsoft-com:office:word" xmlns:w="http://schemas.openxmlformats.org/wordprocessingml/2006/main" xmlns:w14="http://schemas.microsoft.com/office/word/2010/wordml" xmlns:w15="http://schemas.microsoft.com/office/word/2012/wordml" xmlns:w16cex="http://schemas.microsoft.com/office/word/2018/wordml/cex" xmlns:w16cid="http://schemas.microsoft.com/office/word/2016/wordml/cid" xmlns:w16="http://schemas.microsoft.com/office/word/2018/wordml" xmlns:w16du="http://schemas.microsoft.com/office/word/2023/wordml/word16du" xmlns:w16sdtdh="http://schemas.microsoft.com/office/word/2020/wordml/sdtdatahash" xmlns:w16se="http://schemas.microsoft.com/office/word/2015/wordml/symex" xmlns:wpg="http://schemas.microsoft.com/office/word/2010/wordprocessingGroup" xmlns:wpi="http://schemas.microsoft.com/office/word/2010/wordprocessingInk" xmlns:wne="http://schemas.microsoft.com/office/word/2006/wordml" xmlns:wps="http://schemas.microsoft.com/office/word/2010/wordprocessingShape" mc:Ignorable="w14 w15 w16se w16cid w16 w16cex w16sdtdh w16du wp14">
+<w:footnotes xmlns:wpc="http://schemas.microsoft.com/office/word/2010/wordprocessingCanvas" xmlns:cx="http://schemas.microsoft.com/office/drawing/2014/chartex" xmlns:cx1="http://schemas.microsoft.com/office/drawing/2015/9/8/chartex" xmlns:cx2="http://schemas.microsoft.com/office/drawing/2015/10/21/chartex" xmlns:cx3="http://schemas.microsoft.com/office/drawing/2016/5/9/chartex" xmlns:cx4="http://schemas.microsoft.com/office/drawing/2016/5/10/chartex" xmlns:cx5="http://schemas.microsoft.com/office/drawing/2016/5/11/chartex" xmlns:cx6="http://schemas.microsoft.com/office/drawing/2016/5/12/chartex" xmlns:cx7="http://schemas.microsoft.com/office/drawing/2016/5/13/chartex" xmlns:cx8="http://schemas.microsoft.com/office/drawing/2016/5/14/chartex" xmlns:mc="http://schemas.openxmlformats.org/markup-compatibility/2006" xmlns:aink="http://schemas.microsoft.com/office/drawing/2016/ink" xmlns:am3d="http://schemas.microsoft.com/office/drawing/2017/model3d" xmlns:o="urn:schemas-microsoft-com:office:office" xmlns:oel="http://schemas.microsoft.com/office/2019/extlst" xmlns:r="http://schemas.openxmlformats.org/officeDocument/2006/relationships" xmlns:m="http://schemas.openxmlformats.org/officeDocument/2006/math" xmlns:v="urn:schemas-microsoft-com:vml" xmlns:wp14="http://schemas.microsoft.com/office/word/2010/wordprocessingDrawing" xmlns:wp="http://schemas.openxmlformats.org/drawingml/2006/wordprocessingDrawing" xmlns:w10="urn:schemas-microsoft-com:office:word" xmlns:w="http://schemas.openxmlformats.org/wordprocessingml/2006/main" xmlns:w14="http://schemas.microsoft.com/office/word/2010/wordml" xmlns:w15="http://schemas.microsoft.com/office/word/2012/wordml" xmlns:w16cex="http://schemas.microsoft.com/office/word/2018/wordml/cex" xmlns:w16cid="http://schemas.microsoft.com/office/word/2016/wordml/cid" xmlns:w16="http://schemas.microsoft.com/office/word/2018/wordml" xmlns:w16du="http://schemas.microsoft.com/office/word/2023/wordml/word16du" xmlns:w16sdtdh="http://schemas.microsoft.com/office/word/2020/wordml/sdtdatahash" xmlns:w16sdtfl="http://schemas.microsoft.com/office/word/2024/wordml/sdtformatlock" xmlns:w16se="http://schemas.microsoft.com/office/word/2015/wordml/symex" xmlns:wpg="http://schemas.microsoft.com/office/word/2010/wordprocessingGroup" xmlns:wpi="http://schemas.microsoft.com/office/word/2010/wordprocessingInk" xmlns:wne="http://schemas.microsoft.com/office/word/2006/wordml" xmlns:wps="http://schemas.microsoft.com/office/word/2010/wordprocessingShape" mc:Ignorable="w14 w15 w16se w16cid w16 w16cex w16sdtdh w16sdtfl w16du wp14">
   <w:footnote w:type="separator" w:id="-1">
     <w:p>
       <w:r>
@@ -4863,10 +4712,10 @@
 </file>
 
 <file path=word/numbering.xml><?xml version="1.0" encoding="utf-8"?>
-<w:numbering xmlns:wpc="http://schemas.microsoft.com/office/word/2010/wordprocessingCanvas" xmlns:cx="http://schemas.microsoft.com/office/drawing/2014/chartex" xmlns:cx1="http://schemas.microsoft.com/office/drawing/2015/9/8/chartex" xmlns:cx2="http://schemas.microsoft.com/office/drawing/2015/10/21/chartex" xmlns:cx3="http://schemas.microsoft.com/office/drawing/2016/5/9/chartex" xmlns:cx4="http://schemas.microsoft.com/office/drawing/2016/5/10/chartex" xmlns:cx5="http://schemas.microsoft.com/office/drawing/2016/5/11/chartex" xmlns:cx6="http://schemas.microsoft.com/office/drawing/2016/5/12/chartex" xmlns:cx7="http://schemas.microsoft.com/office/drawing/2016/5/13/chartex" xmlns:cx8="http://schemas.microsoft.com/office/drawing/2016/5/14/chartex" xmlns:mc="http://schemas.openxmlformats.org/markup-compatibility/2006" xmlns:aink="http://schemas.microsoft.com/office/drawing/2016/ink" xmlns:am3d="http://schemas.microsoft.com/office/drawing/2017/model3d" xmlns:o="urn:schemas-microsoft-com:office:office" xmlns:oel="http://schemas.microsoft.com/office/2019/extlst" xmlns:r="http://schemas.openxmlformats.org/officeDocument/2006/relationships" xmlns:m="http://schemas.openxmlformats.org/officeDocument/2006/math" xmlns:v="urn:schemas-microsoft-com:vml" xmlns:wp14="http://schemas.microsoft.com/office/word/2010/wordprocessingDrawing" xmlns:wp="http://schemas.openxmlformats.org/drawingml/2006/wordprocessingDrawing" xmlns:w10="urn:schemas-microsoft-com:office:word" xmlns:w="http://schemas.openxmlformats.org/wordprocessingml/2006/main" xmlns:w14="http://schemas.microsoft.com/office/word/2010/wordml" xmlns:w15="http://schemas.microsoft.com/office/word/2012/wordml" xmlns:w16cex="http://schemas.microsoft.com/office/word/2018/wordml/cex" xmlns:w16cid="http://schemas.microsoft.com/office/word/2016/wordml/cid" xmlns:w16="http://schemas.microsoft.com/office/word/2018/wordml" xmlns:w16du="http://schemas.microsoft.com/office/word/2023/wordml/word16du" xmlns:w16sdtdh="http://schemas.microsoft.com/office/word/2020/wordml/sdtdatahash" xmlns:w16se="http://schemas.microsoft.com/office/word/2015/wordml/symex" xmlns:wpg="http://schemas.microsoft.com/office/word/2010/wordprocessingGroup" xmlns:wpi="http://schemas.microsoft.com/office/word/2010/wordprocessingInk" xmlns:wne="http://schemas.microsoft.com/office/word/2006/wordml" xmlns:wps="http://schemas.microsoft.com/office/word/2010/wordprocessingShape" mc:Ignorable="w14 w15 w16se w16cid w16 w16cex w16sdtdh w16du wp14">
+<w:numbering xmlns:wpc="http://schemas.microsoft.com/office/word/2010/wordprocessingCanvas" xmlns:cx="http://schemas.microsoft.com/office/drawing/2014/chartex" xmlns:cx1="http://schemas.microsoft.com/office/drawing/2015/9/8/chartex" xmlns:cx2="http://schemas.microsoft.com/office/drawing/2015/10/21/chartex" xmlns:cx3="http://schemas.microsoft.com/office/drawing/2016/5/9/chartex" xmlns:cx4="http://schemas.microsoft.com/office/drawing/2016/5/10/chartex" xmlns:cx5="http://schemas.microsoft.com/office/drawing/2016/5/11/chartex" xmlns:cx6="http://schemas.microsoft.com/office/drawing/2016/5/12/chartex" xmlns:cx7="http://schemas.microsoft.com/office/drawing/2016/5/13/chartex" xmlns:cx8="http://schemas.microsoft.com/office/drawing/2016/5/14/chartex" xmlns:mc="http://schemas.openxmlformats.org/markup-compatibility/2006" xmlns:aink="http://schemas.microsoft.com/office/drawing/2016/ink" xmlns:am3d="http://schemas.microsoft.com/office/drawing/2017/model3d" xmlns:o="urn:schemas-microsoft-com:office:office" xmlns:oel="http://schemas.microsoft.com/office/2019/extlst" xmlns:r="http://schemas.openxmlformats.org/officeDocument/2006/relationships" xmlns:m="http://schemas.openxmlformats.org/officeDocument/2006/math" xmlns:v="urn:schemas-microsoft-com:vml" xmlns:wp14="http://schemas.microsoft.com/office/word/2010/wordprocessingDrawing" xmlns:wp="http://schemas.openxmlformats.org/drawingml/2006/wordprocessingDrawing" xmlns:w10="urn:schemas-microsoft-com:office:word" xmlns:w="http://schemas.openxmlformats.org/wordprocessingml/2006/main" xmlns:w14="http://schemas.microsoft.com/office/word/2010/wordml" xmlns:w15="http://schemas.microsoft.com/office/word/2012/wordml" xmlns:w16cex="http://schemas.microsoft.com/office/word/2018/wordml/cex" xmlns:w16cid="http://schemas.microsoft.com/office/word/2016/wordml/cid" xmlns:w16="http://schemas.microsoft.com/office/word/2018/wordml" xmlns:w16du="http://schemas.microsoft.com/office/word/2023/wordml/word16du" xmlns:w16sdtdh="http://schemas.microsoft.com/office/word/2020/wordml/sdtdatahash" xmlns:w16sdtfl="http://schemas.microsoft.com/office/word/2024/wordml/sdtformatlock" xmlns:w16se="http://schemas.microsoft.com/office/word/2015/wordml/symex" xmlns:wpg="http://schemas.microsoft.com/office/word/2010/wordprocessingGroup" xmlns:wpi="http://schemas.microsoft.com/office/word/2010/wordprocessingInk" xmlns:wne="http://schemas.microsoft.com/office/word/2006/wordml" xmlns:wps="http://schemas.microsoft.com/office/word/2010/wordprocessingShape" mc:Ignorable="w14 w15 w16se w16cid w16 w16cex w16sdtdh w16sdtfl w16du wp14">
   <w:numPicBullet w:numPicBulletId="0">
     <w:pict>
-      <v:shapetype id="_x0000_t75" coordsize="21600,21600" o:spt="75" o:preferrelative="t" path="m@4@5l@4@11@9@11@9@5xe" filled="f" stroked="f">
+      <v:shapetype w14:anchorId="314854B7" id="_x0000_t75" coordsize="21600,21600" o:spt="75" o:preferrelative="t" path="m@4@5l@4@11@9@11@9@5xe" filled="f" stroked="f">
         <v:stroke joinstyle="miter"/>
         <v:formulas>
           <v:f eqn="if lineDrawn pixelLineWidth 0"/>
@@ -4885,7 +4734,7 @@
         <v:path o:extrusionok="f" gradientshapeok="t" o:connecttype="rect"/>
         <o:lock v:ext="edit" aspectratio="t"/>
       </v:shapetype>
-      <v:shape id="_x0000_i1027" type="#_x0000_t75" style="width:9.55pt;height:9.55pt" o:bullet="t">
+      <v:shape id="_x0000_i1025" type="#_x0000_t75" style="width:9.55pt;height:9.55pt" o:bullet="t">
         <v:imagedata r:id="rId1" o:title="j0115836"/>
       </v:shape>
     </w:pict>
@@ -7272,7 +7121,7 @@
 </file>
 
 <file path=word/styles.xml><?xml version="1.0" encoding="utf-8"?>
-<w:styles xmlns:mc="http://schemas.openxmlformats.org/markup-compatibility/2006" xmlns:r="http://schemas.openxmlformats.org/officeDocument/2006/relationships" xmlns:w="http://schemas.openxmlformats.org/wordprocessingml/2006/main" xmlns:w14="http://schemas.microsoft.com/office/word/2010/wordml" xmlns:w15="http://schemas.microsoft.com/office/word/2012/wordml" xmlns:w16cex="http://schemas.microsoft.com/office/word/2018/wordml/cex" xmlns:w16cid="http://schemas.microsoft.com/office/word/2016/wordml/cid" xmlns:w16="http://schemas.microsoft.com/office/word/2018/wordml" xmlns:w16du="http://schemas.microsoft.com/office/word/2023/wordml/word16du" xmlns:w16sdtdh="http://schemas.microsoft.com/office/word/2020/wordml/sdtdatahash" xmlns:w16se="http://schemas.microsoft.com/office/word/2015/wordml/symex" mc:Ignorable="w14 w15 w16se w16cid w16 w16cex w16sdtdh w16du">
+<w:styles xmlns:mc="http://schemas.openxmlformats.org/markup-compatibility/2006" xmlns:r="http://schemas.openxmlformats.org/officeDocument/2006/relationships" xmlns:w="http://schemas.openxmlformats.org/wordprocessingml/2006/main" xmlns:w14="http://schemas.microsoft.com/office/word/2010/wordml" xmlns:w15="http://schemas.microsoft.com/office/word/2012/wordml" xmlns:w16cex="http://schemas.microsoft.com/office/word/2018/wordml/cex" xmlns:w16cid="http://schemas.microsoft.com/office/word/2016/wordml/cid" xmlns:w16="http://schemas.microsoft.com/office/word/2018/wordml" xmlns:w16du="http://schemas.microsoft.com/office/word/2023/wordml/word16du" xmlns:w16sdtdh="http://schemas.microsoft.com/office/word/2020/wordml/sdtdatahash" xmlns:w16sdtfl="http://schemas.microsoft.com/office/word/2024/wordml/sdtformatlock" xmlns:w16se="http://schemas.microsoft.com/office/word/2015/wordml/symex" mc:Ignorable="w14 w15 w16se w16cid w16 w16cex w16sdtdh w16sdtfl w16du">
   <w:docDefaults>
     <w:rPrDefault>
       <w:rPr>
@@ -7941,7 +7790,6 @@
   <w:style w:type="character" w:default="1" w:styleId="Policepardfaut">
     <w:name w:val="Default Paragraph Font"/>
     <w:uiPriority w:val="1"/>
-    <w:semiHidden/>
     <w:unhideWhenUsed/>
   </w:style>
   <w:style w:type="table" w:default="1" w:styleId="TableauNormal">
